--- a/PRD_墨甲机器人语音交互系统.docx
+++ b/PRD_墨甲机器人语音交互系统.docx
@@ -3468,7 +3468,7 @@
               <w:rPr>
                 <w:sz w:val="18"/>
               </w:rPr>
-              <w:t>≤200ms</w:t>
+              <w:t>≤200ms（**不含云端网络RTT；网络RTT单独预算 ≤150ms**）</w:t>
             </w:r>
           </w:p>
         </w:tc>
@@ -3481,7 +3481,7 @@
               <w:rPr>
                 <w:sz w:val="18"/>
               </w:rPr>
-              <w:t>句长≤20字</w:t>
+              <w:t>句长≤20字，云端合成</w:t>
             </w:r>
           </w:p>
         </w:tc>
@@ -4302,7 +4302,7 @@
               <w:rPr>
                 <w:sz w:val="18"/>
               </w:rPr>
-              <w:t>延迟预算分配</w:t>
+              <w:t>延迟预算分配（规则路径）</w:t>
             </w:r>
           </w:p>
         </w:tc>
@@ -4315,7 +4315,35 @@
               <w:rPr>
                 <w:sz w:val="18"/>
               </w:rPr>
-              <w:t>声学前端≤30ms / 唤醒≤50ms / ASR≤300ms / 中枢≤100ms / TTS首帧≤200ms</w:t>
+              <w:t>声学前端≤30ms / 多模态前端≤50ms / 唤醒≤50ms / ASR出文延迟≤300ms / 中枢≤100ms / TTS首帧≤200ms（不含云端网络RTT，单独预算≤150ms）</w:t>
+            </w:r>
+          </w:p>
+        </w:tc>
+      </w:tr>
+      <w:tr>
+        <w:tc>
+          <w:tcPr>
+            <w:tcW w:type="dxa" w:w="4421"/>
+          </w:tcPr>
+          <w:p>
+            <w:r>
+              <w:rPr>
+                <w:sz w:val="18"/>
+              </w:rPr>
+              <w:t>延迟预算分配（LLM路径）</w:t>
+            </w:r>
+          </w:p>
+        </w:tc>
+        <w:tc>
+          <w:tcPr>
+            <w:tcW w:type="dxa" w:w="4421"/>
+          </w:tcPr>
+          <w:p>
+            <w:r>
+              <w:rPr>
+                <w:sz w:val="18"/>
+              </w:rPr>
+              <w:t>以上各项不变，新增云端LLM推理≤2000ms（P95，含网络RTT）；首字反馈"让我想一下"应在≤800ms内由规则引擎先行返回</w:t>
             </w:r>
           </w:p>
         </w:tc>
@@ -5795,7 +5823,7 @@
               <w:rPr>
                 <w:sz w:val="18"/>
               </w:rPr>
-              <w:t>首帧≤200ms</w:t>
+              <w:t>首帧≤200ms（不含云端网络RTT）</w:t>
             </w:r>
           </w:p>
         </w:tc>

--- a/PRD_墨甲机器人语音交互系统.docx
+++ b/PRD_墨甲机器人语音交互系统.docx
@@ -601,6 +601,14 @@
       </w:pPr>
       <w:r>
         <w:t>视觉感知系统本体（非联合语音定向用途的视觉算法）</w:t>
+      </w:r>
+    </w:p>
+    <w:p>
+      <w:pPr>
+        <w:pStyle w:val="ListBullet"/>
+      </w:pPr>
+      <w:r>
+        <w:t>视觉语言理解（VLM）能力：图像描述 / 视觉问答 VQA / OCR / 视觉空间推理 / POPE 视觉幻觉评估 / 多图与视频理解等。多模态前端中的"视觉"仅指消费上游视觉模块已提供的人脸/骨骼坐标用于声视联合说话人定向，不做视觉内容理解。供应商投标本期项目时不得将 VLM 能力纳入范围与报价</w:t>
       </w:r>
     </w:p>
     <w:p>
@@ -3564,6 +3572,529 @@
                 <w:sz w:val="18"/>
               </w:rPr>
               <w:t>高频指令集（200句）</w:t>
+            </w:r>
+          </w:p>
+        </w:tc>
+      </w:tr>
+    </w:tbl>
+    <w:p/>
+    <w:p/>
+    <w:p>
+      <w:pPr>
+        <w:pStyle w:val="Heading4"/>
+      </w:pPr>
+      <w:r>
+        <w:rPr>
+          <w:color w:val="1F497D"/>
+        </w:rPr>
+        <w:t>5.1.x LLM 通用能力基准（对齐讯飞 Spark 4.0 Turbo / 思必驰对话 LLM 真实产品线）</w:t>
+      </w:r>
+    </w:p>
+    <w:p/>
+    <w:p>
+      <w:r>
+        <w:t>&gt; shall = 资格底线（思必驰对话 LLM 可达）；should = 加分位（讯飞 Spark 4.0 Turbo 可达）。详细测试约定见 SOR §2.7.2。</w:t>
+      </w:r>
+    </w:p>
+    <w:p/>
+    <w:tbl>
+      <w:tblPr>
+        <w:tblStyle w:val="TableGrid"/>
+        <w:tblW w:type="auto" w:w="0"/>
+        <w:tblLook w:firstColumn="1" w:firstRow="1" w:lastColumn="0" w:lastRow="0" w:noHBand="0" w:noVBand="1" w:val="04A0"/>
+      </w:tblPr>
+      <w:tblGrid>
+        <w:gridCol w:w="2210"/>
+        <w:gridCol w:w="2210"/>
+        <w:gridCol w:w="2210"/>
+        <w:gridCol w:w="2210"/>
+      </w:tblGrid>
+      <w:tr>
+        <w:tc>
+          <w:tcPr>
+            <w:tcW w:type="dxa" w:w="2210"/>
+          </w:tcPr>
+          <w:p>
+            <w:r>
+              <w:rPr>
+                <w:b/>
+                <w:sz w:val="18"/>
+              </w:rPr>
+              <w:t>基准</w:t>
+            </w:r>
+          </w:p>
+        </w:tc>
+        <w:tc>
+          <w:tcPr>
+            <w:tcW w:type="dxa" w:w="2210"/>
+          </w:tcPr>
+          <w:p>
+            <w:r>
+              <w:rPr>
+                <w:b/>
+                <w:sz w:val="18"/>
+              </w:rPr>
+              <w:t>shall</w:t>
+            </w:r>
+          </w:p>
+        </w:tc>
+        <w:tc>
+          <w:tcPr>
+            <w:tcW w:type="dxa" w:w="2210"/>
+          </w:tcPr>
+          <w:p>
+            <w:r>
+              <w:rPr>
+                <w:b/>
+                <w:sz w:val="18"/>
+              </w:rPr>
+              <w:t>should</w:t>
+            </w:r>
+          </w:p>
+        </w:tc>
+        <w:tc>
+          <w:tcPr>
+            <w:tcW w:type="dxa" w:w="2210"/>
+          </w:tcPr>
+          <w:p>
+            <w:r>
+              <w:rPr>
+                <w:b/>
+                <w:sz w:val="18"/>
+              </w:rPr>
+              <w:t>说明</w:t>
+            </w:r>
+          </w:p>
+        </w:tc>
+      </w:tr>
+      <w:tr>
+        <w:tc>
+          <w:tcPr>
+            <w:tcW w:type="dxa" w:w="2210"/>
+          </w:tcPr>
+          <w:p>
+            <w:r>
+              <w:rPr>
+                <w:sz w:val="18"/>
+              </w:rPr>
+              <w:t>MMMLU（多语种知识）</w:t>
+            </w:r>
+          </w:p>
+        </w:tc>
+        <w:tc>
+          <w:tcPr>
+            <w:tcW w:type="dxa" w:w="2210"/>
+          </w:tcPr>
+          <w:p>
+            <w:r>
+              <w:rPr>
+                <w:sz w:val="18"/>
+              </w:rPr>
+              <w:t>≥ 78%</w:t>
+            </w:r>
+          </w:p>
+        </w:tc>
+        <w:tc>
+          <w:tcPr>
+            <w:tcW w:type="dxa" w:w="2210"/>
+          </w:tcPr>
+          <w:p>
+            <w:r>
+              <w:rPr>
+                <w:sz w:val="18"/>
+              </w:rPr>
+              <w:t>≥ 82%</w:t>
+            </w:r>
+          </w:p>
+        </w:tc>
+        <w:tc>
+          <w:tcPr>
+            <w:tcW w:type="dxa" w:w="2210"/>
+          </w:tcPr>
+          <w:p>
+            <w:r>
+              <w:rPr>
+                <w:sz w:val="18"/>
+              </w:rPr>
+              <w:t>—</w:t>
+            </w:r>
+          </w:p>
+        </w:tc>
+      </w:tr>
+      <w:tr>
+        <w:tc>
+          <w:tcPr>
+            <w:tcW w:type="dxa" w:w="2210"/>
+          </w:tcPr>
+          <w:p>
+            <w:r>
+              <w:rPr>
+                <w:sz w:val="18"/>
+              </w:rPr>
+              <w:t>CMMLU（中文多任务）</w:t>
+            </w:r>
+          </w:p>
+        </w:tc>
+        <w:tc>
+          <w:tcPr>
+            <w:tcW w:type="dxa" w:w="2210"/>
+          </w:tcPr>
+          <w:p>
+            <w:r>
+              <w:rPr>
+                <w:sz w:val="18"/>
+              </w:rPr>
+              <w:t>≥ 70%</w:t>
+            </w:r>
+          </w:p>
+        </w:tc>
+        <w:tc>
+          <w:tcPr>
+            <w:tcW w:type="dxa" w:w="2210"/>
+          </w:tcPr>
+          <w:p>
+            <w:r>
+              <w:rPr>
+                <w:sz w:val="18"/>
+              </w:rPr>
+              <w:t>≥ 75%</w:t>
+            </w:r>
+          </w:p>
+        </w:tc>
+        <w:tc>
+          <w:tcPr>
+            <w:tcW w:type="dxa" w:w="2210"/>
+          </w:tcPr>
+          <w:p>
+            <w:r>
+              <w:rPr>
+                <w:sz w:val="18"/>
+              </w:rPr>
+              <w:t>替代 LogiQA（LogiQA 不真实，国内主流仅 30-50%）</w:t>
+            </w:r>
+          </w:p>
+        </w:tc>
+      </w:tr>
+      <w:tr>
+        <w:tc>
+          <w:tcPr>
+            <w:tcW w:type="dxa" w:w="2210"/>
+          </w:tcPr>
+          <w:p>
+            <w:r>
+              <w:rPr>
+                <w:sz w:val="18"/>
+              </w:rPr>
+              <w:t>GSM8K（数学推理）</w:t>
+            </w:r>
+          </w:p>
+        </w:tc>
+        <w:tc>
+          <w:tcPr>
+            <w:tcW w:type="dxa" w:w="2210"/>
+          </w:tcPr>
+          <w:p>
+            <w:r>
+              <w:rPr>
+                <w:sz w:val="18"/>
+              </w:rPr>
+              <w:t>≥ 70%</w:t>
+            </w:r>
+          </w:p>
+        </w:tc>
+        <w:tc>
+          <w:tcPr>
+            <w:tcW w:type="dxa" w:w="2210"/>
+          </w:tcPr>
+          <w:p>
+            <w:r>
+              <w:rPr>
+                <w:sz w:val="18"/>
+              </w:rPr>
+              <w:t>≥ 80%</w:t>
+            </w:r>
+          </w:p>
+        </w:tc>
+        <w:tc>
+          <w:tcPr>
+            <w:tcW w:type="dxa" w:w="2210"/>
+          </w:tcPr>
+          <w:p>
+            <w:r>
+              <w:rPr>
+                <w:sz w:val="18"/>
+              </w:rPr>
+              <w:t>—</w:t>
+            </w:r>
+          </w:p>
+        </w:tc>
+      </w:tr>
+      <w:tr>
+        <w:tc>
+          <w:tcPr>
+            <w:tcW w:type="dxa" w:w="2210"/>
+          </w:tcPr>
+          <w:p>
+            <w:r>
+              <w:rPr>
+                <w:sz w:val="18"/>
+              </w:rPr>
+              <w:t>BBH（复杂推理）</w:t>
+            </w:r>
+          </w:p>
+        </w:tc>
+        <w:tc>
+          <w:tcPr>
+            <w:tcW w:type="dxa" w:w="2210"/>
+          </w:tcPr>
+          <w:p>
+            <w:r>
+              <w:rPr>
+                <w:sz w:val="18"/>
+              </w:rPr>
+              <w:t>≥ 73%</w:t>
+            </w:r>
+          </w:p>
+        </w:tc>
+        <w:tc>
+          <w:tcPr>
+            <w:tcW w:type="dxa" w:w="2210"/>
+          </w:tcPr>
+          <w:p>
+            <w:r>
+              <w:rPr>
+                <w:sz w:val="18"/>
+              </w:rPr>
+              <w:t>≥ 80%</w:t>
+            </w:r>
+          </w:p>
+        </w:tc>
+        <w:tc>
+          <w:tcPr>
+            <w:tcW w:type="dxa" w:w="2210"/>
+          </w:tcPr>
+          <w:p>
+            <w:r>
+              <w:rPr>
+                <w:sz w:val="18"/>
+              </w:rPr>
+              <w:t>—</w:t>
+            </w:r>
+          </w:p>
+        </w:tc>
+      </w:tr>
+      <w:tr>
+        <w:tc>
+          <w:tcPr>
+            <w:tcW w:type="dxa" w:w="2210"/>
+          </w:tcPr>
+          <w:p>
+            <w:r>
+              <w:rPr>
+                <w:sz w:val="18"/>
+              </w:rPr>
+              <w:t>TruthfulQA（抗幻觉，MC1）</w:t>
+            </w:r>
+          </w:p>
+        </w:tc>
+        <w:tc>
+          <w:tcPr>
+            <w:tcW w:type="dxa" w:w="2210"/>
+          </w:tcPr>
+          <w:p>
+            <w:r>
+              <w:rPr>
+                <w:sz w:val="18"/>
+              </w:rPr>
+              <w:t>≥ 0.52</w:t>
+            </w:r>
+          </w:p>
+        </w:tc>
+        <w:tc>
+          <w:tcPr>
+            <w:tcW w:type="dxa" w:w="2210"/>
+          </w:tcPr>
+          <w:p>
+            <w:r>
+              <w:rPr>
+                <w:sz w:val="18"/>
+              </w:rPr>
+              <w:t>≥ 0.58</w:t>
+            </w:r>
+          </w:p>
+        </w:tc>
+        <w:tc>
+          <w:tcPr>
+            <w:tcW w:type="dxa" w:w="2210"/>
+          </w:tcPr>
+          <w:p>
+            <w:r>
+              <w:rPr>
+                <w:sz w:val="18"/>
+              </w:rPr>
+              <w:t>—</w:t>
+            </w:r>
+          </w:p>
+        </w:tc>
+      </w:tr>
+      <w:tr>
+        <w:tc>
+          <w:tcPr>
+            <w:tcW w:type="dxa" w:w="2210"/>
+          </w:tcPr>
+          <w:p>
+            <w:r>
+              <w:rPr>
+                <w:sz w:val="18"/>
+              </w:rPr>
+              <w:t>CoT 完成率（多步推理）</w:t>
+            </w:r>
+          </w:p>
+        </w:tc>
+        <w:tc>
+          <w:tcPr>
+            <w:tcW w:type="dxa" w:w="2210"/>
+          </w:tcPr>
+          <w:p>
+            <w:r>
+              <w:rPr>
+                <w:sz w:val="18"/>
+              </w:rPr>
+              <w:t>≥ 78%</w:t>
+            </w:r>
+          </w:p>
+        </w:tc>
+        <w:tc>
+          <w:tcPr>
+            <w:tcW w:type="dxa" w:w="2210"/>
+          </w:tcPr>
+          <w:p>
+            <w:r>
+              <w:rPr>
+                <w:sz w:val="18"/>
+              </w:rPr>
+              <w:t>≥ 85%</w:t>
+            </w:r>
+          </w:p>
+        </w:tc>
+        <w:tc>
+          <w:tcPr>
+            <w:tcW w:type="dxa" w:w="2210"/>
+          </w:tcPr>
+          <w:p>
+            <w:r>
+              <w:rPr>
+                <w:sz w:val="18"/>
+              </w:rPr>
+              <w:t>—</w:t>
+            </w:r>
+          </w:p>
+        </w:tc>
+      </w:tr>
+      <w:tr>
+        <w:tc>
+          <w:tcPr>
+            <w:tcW w:type="dxa" w:w="2210"/>
+          </w:tcPr>
+          <w:p>
+            <w:r>
+              <w:rPr>
+                <w:sz w:val="18"/>
+              </w:rPr>
+              <w:t>Function Call（动作映射）</w:t>
+            </w:r>
+          </w:p>
+        </w:tc>
+        <w:tc>
+          <w:tcPr>
+            <w:tcW w:type="dxa" w:w="2210"/>
+          </w:tcPr>
+          <w:p>
+            <w:r>
+              <w:rPr>
+                <w:sz w:val="18"/>
+              </w:rPr>
+              <w:t>≥ 85%</w:t>
+            </w:r>
+          </w:p>
+        </w:tc>
+        <w:tc>
+          <w:tcPr>
+            <w:tcW w:type="dxa" w:w="2210"/>
+          </w:tcPr>
+          <w:p>
+            <w:r>
+              <w:rPr>
+                <w:sz w:val="18"/>
+              </w:rPr>
+              <w:t>≥ 92%</w:t>
+            </w:r>
+          </w:p>
+        </w:tc>
+        <w:tc>
+          <w:tcPr>
+            <w:tcW w:type="dxa" w:w="2210"/>
+          </w:tcPr>
+          <w:p>
+            <w:r>
+              <w:rPr>
+                <w:sz w:val="18"/>
+              </w:rPr>
+              <w:t>—</w:t>
+            </w:r>
+          </w:p>
+        </w:tc>
+      </w:tr>
+      <w:tr>
+        <w:tc>
+          <w:tcPr>
+            <w:tcW w:type="dxa" w:w="2210"/>
+          </w:tcPr>
+          <w:p>
+            <w:r>
+              <w:rPr>
+                <w:sz w:val="18"/>
+              </w:rPr>
+              <w:t>TTS MOS</w:t>
+            </w:r>
+          </w:p>
+        </w:tc>
+        <w:tc>
+          <w:tcPr>
+            <w:tcW w:type="dxa" w:w="2210"/>
+          </w:tcPr>
+          <w:p>
+            <w:r>
+              <w:rPr>
+                <w:sz w:val="18"/>
+              </w:rPr>
+              <w:t>≥ 4.1</w:t>
+            </w:r>
+          </w:p>
+        </w:tc>
+        <w:tc>
+          <w:tcPr>
+            <w:tcW w:type="dxa" w:w="2210"/>
+          </w:tcPr>
+          <w:p>
+            <w:r>
+              <w:rPr>
+                <w:sz w:val="18"/>
+              </w:rPr>
+              <w:t>≥ 4.3</w:t>
+            </w:r>
+          </w:p>
+        </w:tc>
+        <w:tc>
+          <w:tcPr>
+            <w:tcW w:type="dxa" w:w="2210"/>
+          </w:tcPr>
+          <w:p>
+            <w:r>
+              <w:rPr>
+                <w:sz w:val="18"/>
+              </w:rPr>
+              <w:t>见 SOR §2.6</w:t>
             </w:r>
           </w:p>
         </w:tc>

--- a/PRD_墨甲机器人语音交互系统.docx
+++ b/PRD_墨甲机器人语音交互系统.docx
@@ -601,6 +601,14 @@
       </w:pPr>
       <w:r>
         <w:t>视觉感知系统本体（非联合语音定向用途的视觉算法）</w:t>
+      </w:r>
+    </w:p>
+    <w:p>
+      <w:pPr>
+        <w:pStyle w:val="ListBullet"/>
+      </w:pPr>
+      <w:r>
+        <w:t>视觉语言理解（VLM）能力：图像描述 / 视觉问答 VQA / OCR / 视觉空间推理 / POPE 视觉幻觉评估 / 多图与视频理解等。多模态前端中的"视觉"仅指消费上游视觉模块已提供的人脸/骨骼坐标用于声视联合说话人定向，不做视觉内容理解。供应商投标本期项目时不得将 VLM 能力纳入范围与报价</w:t>
       </w:r>
     </w:p>
     <w:p>
@@ -3468,7 +3476,7 @@
               <w:rPr>
                 <w:sz w:val="18"/>
               </w:rPr>
-              <w:t>≤200ms</w:t>
+              <w:t>≤200ms（**不含云端网络RTT；网络RTT单独预算 ≤150ms**）</w:t>
             </w:r>
           </w:p>
         </w:tc>
@@ -3481,7 +3489,7 @@
               <w:rPr>
                 <w:sz w:val="18"/>
               </w:rPr>
-              <w:t>句长≤20字</w:t>
+              <w:t>句长≤20字，云端合成</w:t>
             </w:r>
           </w:p>
         </w:tc>
@@ -3564,6 +3572,529 @@
                 <w:sz w:val="18"/>
               </w:rPr>
               <w:t>高频指令集（200句）</w:t>
+            </w:r>
+          </w:p>
+        </w:tc>
+      </w:tr>
+    </w:tbl>
+    <w:p/>
+    <w:p/>
+    <w:p>
+      <w:pPr>
+        <w:pStyle w:val="Heading4"/>
+      </w:pPr>
+      <w:r>
+        <w:rPr>
+          <w:color w:val="1F497D"/>
+        </w:rPr>
+        <w:t>5.1.x LLM 通用能力基准（对齐讯飞 Spark 4.0 Turbo / 思必驰对话 LLM 真实产品线）</w:t>
+      </w:r>
+    </w:p>
+    <w:p/>
+    <w:p>
+      <w:r>
+        <w:t>&gt; shall = 资格底线（思必驰对话 LLM 可达）；should = 加分位（讯飞 Spark 4.0 Turbo 可达）。详细测试约定见 SOR §2.7.2。</w:t>
+      </w:r>
+    </w:p>
+    <w:p/>
+    <w:tbl>
+      <w:tblPr>
+        <w:tblStyle w:val="TableGrid"/>
+        <w:tblW w:type="auto" w:w="0"/>
+        <w:tblLook w:firstColumn="1" w:firstRow="1" w:lastColumn="0" w:lastRow="0" w:noHBand="0" w:noVBand="1" w:val="04A0"/>
+      </w:tblPr>
+      <w:tblGrid>
+        <w:gridCol w:w="2210"/>
+        <w:gridCol w:w="2210"/>
+        <w:gridCol w:w="2210"/>
+        <w:gridCol w:w="2210"/>
+      </w:tblGrid>
+      <w:tr>
+        <w:tc>
+          <w:tcPr>
+            <w:tcW w:type="dxa" w:w="2210"/>
+          </w:tcPr>
+          <w:p>
+            <w:r>
+              <w:rPr>
+                <w:b/>
+                <w:sz w:val="18"/>
+              </w:rPr>
+              <w:t>基准</w:t>
+            </w:r>
+          </w:p>
+        </w:tc>
+        <w:tc>
+          <w:tcPr>
+            <w:tcW w:type="dxa" w:w="2210"/>
+          </w:tcPr>
+          <w:p>
+            <w:r>
+              <w:rPr>
+                <w:b/>
+                <w:sz w:val="18"/>
+              </w:rPr>
+              <w:t>shall</w:t>
+            </w:r>
+          </w:p>
+        </w:tc>
+        <w:tc>
+          <w:tcPr>
+            <w:tcW w:type="dxa" w:w="2210"/>
+          </w:tcPr>
+          <w:p>
+            <w:r>
+              <w:rPr>
+                <w:b/>
+                <w:sz w:val="18"/>
+              </w:rPr>
+              <w:t>should</w:t>
+            </w:r>
+          </w:p>
+        </w:tc>
+        <w:tc>
+          <w:tcPr>
+            <w:tcW w:type="dxa" w:w="2210"/>
+          </w:tcPr>
+          <w:p>
+            <w:r>
+              <w:rPr>
+                <w:b/>
+                <w:sz w:val="18"/>
+              </w:rPr>
+              <w:t>说明</w:t>
+            </w:r>
+          </w:p>
+        </w:tc>
+      </w:tr>
+      <w:tr>
+        <w:tc>
+          <w:tcPr>
+            <w:tcW w:type="dxa" w:w="2210"/>
+          </w:tcPr>
+          <w:p>
+            <w:r>
+              <w:rPr>
+                <w:sz w:val="18"/>
+              </w:rPr>
+              <w:t>MMMLU（多语种知识）</w:t>
+            </w:r>
+          </w:p>
+        </w:tc>
+        <w:tc>
+          <w:tcPr>
+            <w:tcW w:type="dxa" w:w="2210"/>
+          </w:tcPr>
+          <w:p>
+            <w:r>
+              <w:rPr>
+                <w:sz w:val="18"/>
+              </w:rPr>
+              <w:t>≥ 78%</w:t>
+            </w:r>
+          </w:p>
+        </w:tc>
+        <w:tc>
+          <w:tcPr>
+            <w:tcW w:type="dxa" w:w="2210"/>
+          </w:tcPr>
+          <w:p>
+            <w:r>
+              <w:rPr>
+                <w:sz w:val="18"/>
+              </w:rPr>
+              <w:t>≥ 82%</w:t>
+            </w:r>
+          </w:p>
+        </w:tc>
+        <w:tc>
+          <w:tcPr>
+            <w:tcW w:type="dxa" w:w="2210"/>
+          </w:tcPr>
+          <w:p>
+            <w:r>
+              <w:rPr>
+                <w:sz w:val="18"/>
+              </w:rPr>
+              <w:t>—</w:t>
+            </w:r>
+          </w:p>
+        </w:tc>
+      </w:tr>
+      <w:tr>
+        <w:tc>
+          <w:tcPr>
+            <w:tcW w:type="dxa" w:w="2210"/>
+          </w:tcPr>
+          <w:p>
+            <w:r>
+              <w:rPr>
+                <w:sz w:val="18"/>
+              </w:rPr>
+              <w:t>CMMLU（中文多任务）</w:t>
+            </w:r>
+          </w:p>
+        </w:tc>
+        <w:tc>
+          <w:tcPr>
+            <w:tcW w:type="dxa" w:w="2210"/>
+          </w:tcPr>
+          <w:p>
+            <w:r>
+              <w:rPr>
+                <w:sz w:val="18"/>
+              </w:rPr>
+              <w:t>≥ 70%</w:t>
+            </w:r>
+          </w:p>
+        </w:tc>
+        <w:tc>
+          <w:tcPr>
+            <w:tcW w:type="dxa" w:w="2210"/>
+          </w:tcPr>
+          <w:p>
+            <w:r>
+              <w:rPr>
+                <w:sz w:val="18"/>
+              </w:rPr>
+              <w:t>≥ 75%</w:t>
+            </w:r>
+          </w:p>
+        </w:tc>
+        <w:tc>
+          <w:tcPr>
+            <w:tcW w:type="dxa" w:w="2210"/>
+          </w:tcPr>
+          <w:p>
+            <w:r>
+              <w:rPr>
+                <w:sz w:val="18"/>
+              </w:rPr>
+              <w:t>替代 LogiQA（LogiQA 不真实，国内主流仅 30-50%）</w:t>
+            </w:r>
+          </w:p>
+        </w:tc>
+      </w:tr>
+      <w:tr>
+        <w:tc>
+          <w:tcPr>
+            <w:tcW w:type="dxa" w:w="2210"/>
+          </w:tcPr>
+          <w:p>
+            <w:r>
+              <w:rPr>
+                <w:sz w:val="18"/>
+              </w:rPr>
+              <w:t>GSM8K（数学推理）</w:t>
+            </w:r>
+          </w:p>
+        </w:tc>
+        <w:tc>
+          <w:tcPr>
+            <w:tcW w:type="dxa" w:w="2210"/>
+          </w:tcPr>
+          <w:p>
+            <w:r>
+              <w:rPr>
+                <w:sz w:val="18"/>
+              </w:rPr>
+              <w:t>≥ 70%</w:t>
+            </w:r>
+          </w:p>
+        </w:tc>
+        <w:tc>
+          <w:tcPr>
+            <w:tcW w:type="dxa" w:w="2210"/>
+          </w:tcPr>
+          <w:p>
+            <w:r>
+              <w:rPr>
+                <w:sz w:val="18"/>
+              </w:rPr>
+              <w:t>≥ 80%</w:t>
+            </w:r>
+          </w:p>
+        </w:tc>
+        <w:tc>
+          <w:tcPr>
+            <w:tcW w:type="dxa" w:w="2210"/>
+          </w:tcPr>
+          <w:p>
+            <w:r>
+              <w:rPr>
+                <w:sz w:val="18"/>
+              </w:rPr>
+              <w:t>—</w:t>
+            </w:r>
+          </w:p>
+        </w:tc>
+      </w:tr>
+      <w:tr>
+        <w:tc>
+          <w:tcPr>
+            <w:tcW w:type="dxa" w:w="2210"/>
+          </w:tcPr>
+          <w:p>
+            <w:r>
+              <w:rPr>
+                <w:sz w:val="18"/>
+              </w:rPr>
+              <w:t>BBH（复杂推理）</w:t>
+            </w:r>
+          </w:p>
+        </w:tc>
+        <w:tc>
+          <w:tcPr>
+            <w:tcW w:type="dxa" w:w="2210"/>
+          </w:tcPr>
+          <w:p>
+            <w:r>
+              <w:rPr>
+                <w:sz w:val="18"/>
+              </w:rPr>
+              <w:t>≥ 73%</w:t>
+            </w:r>
+          </w:p>
+        </w:tc>
+        <w:tc>
+          <w:tcPr>
+            <w:tcW w:type="dxa" w:w="2210"/>
+          </w:tcPr>
+          <w:p>
+            <w:r>
+              <w:rPr>
+                <w:sz w:val="18"/>
+              </w:rPr>
+              <w:t>≥ 80%</w:t>
+            </w:r>
+          </w:p>
+        </w:tc>
+        <w:tc>
+          <w:tcPr>
+            <w:tcW w:type="dxa" w:w="2210"/>
+          </w:tcPr>
+          <w:p>
+            <w:r>
+              <w:rPr>
+                <w:sz w:val="18"/>
+              </w:rPr>
+              <w:t>—</w:t>
+            </w:r>
+          </w:p>
+        </w:tc>
+      </w:tr>
+      <w:tr>
+        <w:tc>
+          <w:tcPr>
+            <w:tcW w:type="dxa" w:w="2210"/>
+          </w:tcPr>
+          <w:p>
+            <w:r>
+              <w:rPr>
+                <w:sz w:val="18"/>
+              </w:rPr>
+              <w:t>TruthfulQA（抗幻觉，MC1）</w:t>
+            </w:r>
+          </w:p>
+        </w:tc>
+        <w:tc>
+          <w:tcPr>
+            <w:tcW w:type="dxa" w:w="2210"/>
+          </w:tcPr>
+          <w:p>
+            <w:r>
+              <w:rPr>
+                <w:sz w:val="18"/>
+              </w:rPr>
+              <w:t>≥ 0.52</w:t>
+            </w:r>
+          </w:p>
+        </w:tc>
+        <w:tc>
+          <w:tcPr>
+            <w:tcW w:type="dxa" w:w="2210"/>
+          </w:tcPr>
+          <w:p>
+            <w:r>
+              <w:rPr>
+                <w:sz w:val="18"/>
+              </w:rPr>
+              <w:t>≥ 0.58</w:t>
+            </w:r>
+          </w:p>
+        </w:tc>
+        <w:tc>
+          <w:tcPr>
+            <w:tcW w:type="dxa" w:w="2210"/>
+          </w:tcPr>
+          <w:p>
+            <w:r>
+              <w:rPr>
+                <w:sz w:val="18"/>
+              </w:rPr>
+              <w:t>—</w:t>
+            </w:r>
+          </w:p>
+        </w:tc>
+      </w:tr>
+      <w:tr>
+        <w:tc>
+          <w:tcPr>
+            <w:tcW w:type="dxa" w:w="2210"/>
+          </w:tcPr>
+          <w:p>
+            <w:r>
+              <w:rPr>
+                <w:sz w:val="18"/>
+              </w:rPr>
+              <w:t>CoT 完成率（多步推理）</w:t>
+            </w:r>
+          </w:p>
+        </w:tc>
+        <w:tc>
+          <w:tcPr>
+            <w:tcW w:type="dxa" w:w="2210"/>
+          </w:tcPr>
+          <w:p>
+            <w:r>
+              <w:rPr>
+                <w:sz w:val="18"/>
+              </w:rPr>
+              <w:t>≥ 78%</w:t>
+            </w:r>
+          </w:p>
+        </w:tc>
+        <w:tc>
+          <w:tcPr>
+            <w:tcW w:type="dxa" w:w="2210"/>
+          </w:tcPr>
+          <w:p>
+            <w:r>
+              <w:rPr>
+                <w:sz w:val="18"/>
+              </w:rPr>
+              <w:t>≥ 85%</w:t>
+            </w:r>
+          </w:p>
+        </w:tc>
+        <w:tc>
+          <w:tcPr>
+            <w:tcW w:type="dxa" w:w="2210"/>
+          </w:tcPr>
+          <w:p>
+            <w:r>
+              <w:rPr>
+                <w:sz w:val="18"/>
+              </w:rPr>
+              <w:t>—</w:t>
+            </w:r>
+          </w:p>
+        </w:tc>
+      </w:tr>
+      <w:tr>
+        <w:tc>
+          <w:tcPr>
+            <w:tcW w:type="dxa" w:w="2210"/>
+          </w:tcPr>
+          <w:p>
+            <w:r>
+              <w:rPr>
+                <w:sz w:val="18"/>
+              </w:rPr>
+              <w:t>Function Call（动作映射）</w:t>
+            </w:r>
+          </w:p>
+        </w:tc>
+        <w:tc>
+          <w:tcPr>
+            <w:tcW w:type="dxa" w:w="2210"/>
+          </w:tcPr>
+          <w:p>
+            <w:r>
+              <w:rPr>
+                <w:sz w:val="18"/>
+              </w:rPr>
+              <w:t>≥ 85%</w:t>
+            </w:r>
+          </w:p>
+        </w:tc>
+        <w:tc>
+          <w:tcPr>
+            <w:tcW w:type="dxa" w:w="2210"/>
+          </w:tcPr>
+          <w:p>
+            <w:r>
+              <w:rPr>
+                <w:sz w:val="18"/>
+              </w:rPr>
+              <w:t>≥ 92%</w:t>
+            </w:r>
+          </w:p>
+        </w:tc>
+        <w:tc>
+          <w:tcPr>
+            <w:tcW w:type="dxa" w:w="2210"/>
+          </w:tcPr>
+          <w:p>
+            <w:r>
+              <w:rPr>
+                <w:sz w:val="18"/>
+              </w:rPr>
+              <w:t>—</w:t>
+            </w:r>
+          </w:p>
+        </w:tc>
+      </w:tr>
+      <w:tr>
+        <w:tc>
+          <w:tcPr>
+            <w:tcW w:type="dxa" w:w="2210"/>
+          </w:tcPr>
+          <w:p>
+            <w:r>
+              <w:rPr>
+                <w:sz w:val="18"/>
+              </w:rPr>
+              <w:t>TTS MOS</w:t>
+            </w:r>
+          </w:p>
+        </w:tc>
+        <w:tc>
+          <w:tcPr>
+            <w:tcW w:type="dxa" w:w="2210"/>
+          </w:tcPr>
+          <w:p>
+            <w:r>
+              <w:rPr>
+                <w:sz w:val="18"/>
+              </w:rPr>
+              <w:t>≥ 4.1</w:t>
+            </w:r>
+          </w:p>
+        </w:tc>
+        <w:tc>
+          <w:tcPr>
+            <w:tcW w:type="dxa" w:w="2210"/>
+          </w:tcPr>
+          <w:p>
+            <w:r>
+              <w:rPr>
+                <w:sz w:val="18"/>
+              </w:rPr>
+              <w:t>≥ 4.3</w:t>
+            </w:r>
+          </w:p>
+        </w:tc>
+        <w:tc>
+          <w:tcPr>
+            <w:tcW w:type="dxa" w:w="2210"/>
+          </w:tcPr>
+          <w:p>
+            <w:r>
+              <w:rPr>
+                <w:sz w:val="18"/>
+              </w:rPr>
+              <w:t>见 SOR §2.6</w:t>
             </w:r>
           </w:p>
         </w:tc>
@@ -4302,7 +4833,7 @@
               <w:rPr>
                 <w:sz w:val="18"/>
               </w:rPr>
-              <w:t>延迟预算分配</w:t>
+              <w:t>延迟预算分配（规则路径）</w:t>
             </w:r>
           </w:p>
         </w:tc>
@@ -4315,7 +4846,35 @@
               <w:rPr>
                 <w:sz w:val="18"/>
               </w:rPr>
-              <w:t>声学前端≤30ms / 唤醒≤50ms / ASR≤300ms / 中枢≤100ms / TTS首帧≤200ms</w:t>
+              <w:t>声学前端≤30ms / 多模态前端≤50ms / 唤醒≤50ms / ASR出文延迟≤300ms / 中枢≤100ms / TTS首帧≤200ms（不含云端网络RTT，单独预算≤150ms）</w:t>
+            </w:r>
+          </w:p>
+        </w:tc>
+      </w:tr>
+      <w:tr>
+        <w:tc>
+          <w:tcPr>
+            <w:tcW w:type="dxa" w:w="4421"/>
+          </w:tcPr>
+          <w:p>
+            <w:r>
+              <w:rPr>
+                <w:sz w:val="18"/>
+              </w:rPr>
+              <w:t>延迟预算分配（LLM路径）</w:t>
+            </w:r>
+          </w:p>
+        </w:tc>
+        <w:tc>
+          <w:tcPr>
+            <w:tcW w:type="dxa" w:w="4421"/>
+          </w:tcPr>
+          <w:p>
+            <w:r>
+              <w:rPr>
+                <w:sz w:val="18"/>
+              </w:rPr>
+              <w:t>以上各项不变，新增云端LLM推理≤2000ms（P95，含网络RTT）；首字反馈"让我想一下"应在≤800ms内由规则引擎先行返回</w:t>
             </w:r>
           </w:p>
         </w:tc>
@@ -5795,7 +6354,7 @@
               <w:rPr>
                 <w:sz w:val="18"/>
               </w:rPr>
-              <w:t>首帧≤200ms</w:t>
+              <w:t>首帧≤200ms（不含云端网络RTT）</w:t>
             </w:r>
           </w:p>
         </w:tc>
